--- a/RB0101/Certification/org/PCBA-000051 PCBA-BUTTON Rev.B_CircuitDescription.docx
+++ b/RB0101/Certification/org/PCBA-000051 PCBA-BUTTON Rev.B_CircuitDescription.docx
@@ -56,8 +56,14 @@
         <w:t xml:space="preserve">Author: </w:t>
       </w:r>
       <w:r>
+        <w:rPr>
+          <w:b/>
+          <w:lang w:eastAsia="zh-CN"/>
+        </w:rPr>
+        <w:t>Bin Xiao</w:t>
+      </w:r>
+      <w:r>
         <w:rPr/>
-        <w:t>Manus AI</w:t>
         <w:br/>
       </w:r>
       <w:r>
@@ -152,6 +158,7 @@
             <w:pPr>
               <w:pStyle w:val="Normal"/>
               <w:widowControl/>
+              <w:suppressAutoHyphens w:val="true"/>
               <w:spacing w:lineRule="auto" w:line="240" w:before="0" w:after="0"/>
               <w:jc w:val="left"/>
               <w:rPr>
@@ -182,6 +189,7 @@
             <w:pPr>
               <w:pStyle w:val="Normal"/>
               <w:widowControl/>
+              <w:suppressAutoHyphens w:val="true"/>
               <w:spacing w:lineRule="auto" w:line="240" w:before="0" w:after="0"/>
               <w:jc w:val="left"/>
               <w:rPr>
@@ -212,6 +220,7 @@
             <w:pPr>
               <w:pStyle w:val="Normal"/>
               <w:widowControl/>
+              <w:suppressAutoHyphens w:val="true"/>
               <w:spacing w:lineRule="auto" w:line="240" w:before="0" w:after="0"/>
               <w:jc w:val="left"/>
               <w:rPr>
@@ -245,6 +254,7 @@
             <w:pPr>
               <w:pStyle w:val="Normal"/>
               <w:widowControl/>
+              <w:suppressAutoHyphens w:val="true"/>
               <w:spacing w:lineRule="auto" w:line="240" w:before="0" w:after="0"/>
               <w:jc w:val="left"/>
               <w:rPr>
@@ -274,6 +284,7 @@
             <w:pPr>
               <w:pStyle w:val="Normal"/>
               <w:widowControl/>
+              <w:suppressAutoHyphens w:val="true"/>
               <w:spacing w:lineRule="auto" w:line="240" w:before="0" w:after="0"/>
               <w:jc w:val="left"/>
               <w:rPr>
@@ -303,6 +314,7 @@
             <w:pPr>
               <w:pStyle w:val="Normal"/>
               <w:widowControl/>
+              <w:suppressAutoHyphens w:val="true"/>
               <w:spacing w:lineRule="auto" w:line="240" w:before="0" w:after="0"/>
               <w:jc w:val="left"/>
               <w:rPr>
@@ -335,6 +347,7 @@
             <w:pPr>
               <w:pStyle w:val="Normal"/>
               <w:widowControl/>
+              <w:suppressAutoHyphens w:val="true"/>
               <w:spacing w:lineRule="auto" w:line="240" w:before="0" w:after="0"/>
               <w:jc w:val="left"/>
               <w:rPr>
@@ -364,6 +377,7 @@
             <w:pPr>
               <w:pStyle w:val="Normal"/>
               <w:widowControl/>
+              <w:suppressAutoHyphens w:val="true"/>
               <w:spacing w:lineRule="auto" w:line="240" w:before="0" w:after="0"/>
               <w:jc w:val="left"/>
               <w:rPr>
@@ -393,6 +407,7 @@
             <w:pPr>
               <w:pStyle w:val="Normal"/>
               <w:widowControl/>
+              <w:suppressAutoHyphens w:val="true"/>
               <w:spacing w:lineRule="auto" w:line="240" w:before="0" w:after="0"/>
               <w:jc w:val="left"/>
               <w:rPr>
@@ -425,6 +440,7 @@
             <w:pPr>
               <w:pStyle w:val="Normal"/>
               <w:widowControl/>
+              <w:suppressAutoHyphens w:val="true"/>
               <w:spacing w:lineRule="auto" w:line="240" w:before="0" w:after="0"/>
               <w:jc w:val="left"/>
               <w:rPr>
@@ -454,6 +470,7 @@
             <w:pPr>
               <w:pStyle w:val="Normal"/>
               <w:widowControl/>
+              <w:suppressAutoHyphens w:val="true"/>
               <w:spacing w:lineRule="auto" w:line="240" w:before="0" w:after="0"/>
               <w:jc w:val="left"/>
               <w:rPr>
@@ -483,6 +500,7 @@
             <w:pPr>
               <w:pStyle w:val="Normal"/>
               <w:widowControl/>
+              <w:suppressAutoHyphens w:val="true"/>
               <w:spacing w:lineRule="auto" w:line="240" w:before="0" w:after="0"/>
               <w:jc w:val="left"/>
               <w:rPr>
@@ -515,6 +533,7 @@
             <w:pPr>
               <w:pStyle w:val="Normal"/>
               <w:widowControl/>
+              <w:suppressAutoHyphens w:val="true"/>
               <w:spacing w:lineRule="auto" w:line="240" w:before="0" w:after="0"/>
               <w:jc w:val="left"/>
               <w:rPr>
@@ -544,6 +563,7 @@
             <w:pPr>
               <w:pStyle w:val="Normal"/>
               <w:widowControl/>
+              <w:suppressAutoHyphens w:val="true"/>
               <w:spacing w:lineRule="auto" w:line="240" w:before="0" w:after="0"/>
               <w:jc w:val="left"/>
               <w:rPr>
@@ -573,6 +593,7 @@
             <w:pPr>
               <w:pStyle w:val="Normal"/>
               <w:widowControl/>
+              <w:suppressAutoHyphens w:val="true"/>
               <w:spacing w:lineRule="auto" w:line="240" w:before="0" w:after="0"/>
               <w:jc w:val="left"/>
               <w:rPr>
@@ -605,6 +626,7 @@
             <w:pPr>
               <w:pStyle w:val="Normal"/>
               <w:widowControl/>
+              <w:suppressAutoHyphens w:val="true"/>
               <w:spacing w:lineRule="auto" w:line="240" w:before="0" w:after="0"/>
               <w:jc w:val="left"/>
               <w:rPr>
@@ -634,6 +656,7 @@
             <w:pPr>
               <w:pStyle w:val="Normal"/>
               <w:widowControl/>
+              <w:suppressAutoHyphens w:val="true"/>
               <w:spacing w:lineRule="auto" w:line="240" w:before="0" w:after="0"/>
               <w:jc w:val="left"/>
               <w:rPr>
@@ -663,6 +686,7 @@
             <w:pPr>
               <w:pStyle w:val="Normal"/>
               <w:widowControl/>
+              <w:suppressAutoHyphens w:val="true"/>
               <w:spacing w:lineRule="auto" w:line="240" w:before="0" w:after="0"/>
               <w:jc w:val="left"/>
               <w:rPr>
@@ -695,6 +719,7 @@
             <w:pPr>
               <w:pStyle w:val="Normal"/>
               <w:widowControl/>
+              <w:suppressAutoHyphens w:val="true"/>
               <w:spacing w:lineRule="auto" w:line="240" w:before="0" w:after="0"/>
               <w:jc w:val="left"/>
               <w:rPr>
@@ -724,6 +749,7 @@
             <w:pPr>
               <w:pStyle w:val="Normal"/>
               <w:widowControl/>
+              <w:suppressAutoHyphens w:val="true"/>
               <w:spacing w:lineRule="auto" w:line="240" w:before="0" w:after="0"/>
               <w:jc w:val="left"/>
               <w:rPr>
@@ -753,6 +779,7 @@
             <w:pPr>
               <w:pStyle w:val="Normal"/>
               <w:widowControl/>
+              <w:suppressAutoHyphens w:val="true"/>
               <w:spacing w:lineRule="auto" w:line="240" w:before="0" w:after="0"/>
               <w:jc w:val="left"/>
               <w:rPr>
@@ -802,7 +829,17 @@
       </w:pPr>
       <w:r>
         <w:rPr/>
-        <w:t>The core of the circuit is U1, a Nordic nRF52840 Bluetooth SoC. This chip, in a 64-pin QFN package, integrates powerful processing capabilities and a rich set of on-chip peripherals. Its main functions and connections are as follows:</w:t>
+        <w:t>The core of the circuit is U1, a Nordic nRF52840 Bluetooth SoC. This chip, in a 6</w:t>
+      </w:r>
+      <w:r>
+        <w:rPr>
+          <w:lang w:eastAsia="zh-CN"/>
+        </w:rPr>
+        <w:t>8</w:t>
+      </w:r>
+      <w:r>
+        <w:rPr/>
+        <w:t>-pin QFN package, integrates powerful processing capabilities and a rich set of on-chip peripherals. Its main functions and connections are as follows:</w:t>
       </w:r>
     </w:p>
     <w:p>
@@ -1062,7 +1099,58 @@
       </w:pPr>
       <w:r>
         <w:rPr/>
-        <w:t>4. Conclusion</w:t>
+        <w:t xml:space="preserve">4. </w:t>
+      </w:r>
+      <w:r>
+        <w:rPr>
+          <w:lang w:eastAsia="zh-CN"/>
+        </w:rPr>
+        <w:t>Firmware</w:t>
+      </w:r>
+    </w:p>
+    <w:p>
+      <w:pPr>
+        <w:pStyle w:val="Normal"/>
+        <w:rPr/>
+      </w:pPr>
+      <w:r>
+        <w:rPr>
+          <w:lang w:eastAsia="zh-CN"/>
+        </w:rPr>
+        <w:t xml:space="preserve">Firmware Revision </w:t>
+      </w:r>
+      <w:r>
+        <w:rPr>
+          <w:lang w:eastAsia="zh-CN"/>
+        </w:rPr>
+        <w:t>01.11.07</w:t>
+      </w:r>
+    </w:p>
+    <w:p>
+      <w:pPr>
+        <w:pStyle w:val="Normal"/>
+        <w:rPr>
+          <w:lang w:eastAsia="zh-CN"/>
+        </w:rPr>
+      </w:pPr>
+      <w:r>
+        <w:rPr/>
+      </w:r>
+    </w:p>
+    <w:p>
+      <w:pPr>
+        <w:pStyle w:val="Heading1"/>
+        <w:rPr/>
+      </w:pPr>
+      <w:r>
+        <w:rPr>
+          <w:lang w:eastAsia="zh-CN"/>
+        </w:rPr>
+        <w:t>5</w:t>
+      </w:r>
+      <w:r>
+        <w:rPr/>
+        <w:t>. Conclusion</w:t>
       </w:r>
     </w:p>
     <w:p>
@@ -1103,6 +1191,7 @@
       <w:type w:val="nextPage"/>
       <w:pgSz w:w="12240" w:h="15840"/>
       <w:pgMar w:left="1800" w:right="1800" w:gutter="0" w:header="0" w:top="1440" w:footer="0" w:bottom="1440"/>
+      <w:paperSrc w:first="0" w:other="0"/>
       <w:pgNumType w:fmt="decimal"/>
       <w:formProt w:val="false"/>
       <w:textDirection w:val="lrTb"/>
@@ -1141,6 +1230,7 @@
         </w:tabs>
         <w:ind w:left="1080" w:hanging="360"/>
       </w:pPr>
+      <w:rPr/>
     </w:lvl>
     <w:lvl w:ilvl="2">
       <w:start w:val="1"/>
@@ -1153,6 +1243,7 @@
         </w:tabs>
         <w:ind w:left="1440" w:hanging="360"/>
       </w:pPr>
+      <w:rPr/>
     </w:lvl>
     <w:lvl w:ilvl="3">
       <w:start w:val="1"/>
@@ -1165,6 +1256,7 @@
         </w:tabs>
         <w:ind w:left="1800" w:hanging="360"/>
       </w:pPr>
+      <w:rPr/>
     </w:lvl>
     <w:lvl w:ilvl="4">
       <w:start w:val="1"/>
@@ -1177,6 +1269,7 @@
         </w:tabs>
         <w:ind w:left="2160" w:hanging="360"/>
       </w:pPr>
+      <w:rPr/>
     </w:lvl>
     <w:lvl w:ilvl="5">
       <w:start w:val="1"/>
@@ -1189,6 +1282,7 @@
         </w:tabs>
         <w:ind w:left="2520" w:hanging="360"/>
       </w:pPr>
+      <w:rPr/>
     </w:lvl>
     <w:lvl w:ilvl="6">
       <w:start w:val="1"/>
@@ -1201,6 +1295,7 @@
         </w:tabs>
         <w:ind w:left="2880" w:hanging="360"/>
       </w:pPr>
+      <w:rPr/>
     </w:lvl>
     <w:lvl w:ilvl="7">
       <w:start w:val="1"/>
@@ -1213,6 +1308,7 @@
         </w:tabs>
         <w:ind w:left="3240" w:hanging="360"/>
       </w:pPr>
+      <w:rPr/>
     </w:lvl>
     <w:lvl w:ilvl="8">
       <w:start w:val="1"/>
@@ -1225,6 +1321,7 @@
         </w:tabs>
         <w:ind w:left="3600" w:hanging="360"/>
       </w:pPr>
+      <w:rPr/>
     </w:lvl>
   </w:abstractNum>
   <w:abstractNum w:abstractNumId="2">
@@ -1254,6 +1351,7 @@
         </w:tabs>
         <w:ind w:left="1080" w:hanging="360"/>
       </w:pPr>
+      <w:rPr/>
     </w:lvl>
     <w:lvl w:ilvl="2">
       <w:start w:val="1"/>
@@ -1266,6 +1364,7 @@
         </w:tabs>
         <w:ind w:left="1440" w:hanging="360"/>
       </w:pPr>
+      <w:rPr/>
     </w:lvl>
     <w:lvl w:ilvl="3">
       <w:start w:val="1"/>
@@ -1278,6 +1377,7 @@
         </w:tabs>
         <w:ind w:left="1800" w:hanging="360"/>
       </w:pPr>
+      <w:rPr/>
     </w:lvl>
     <w:lvl w:ilvl="4">
       <w:start w:val="1"/>
@@ -1290,6 +1390,7 @@
         </w:tabs>
         <w:ind w:left="2160" w:hanging="360"/>
       </w:pPr>
+      <w:rPr/>
     </w:lvl>
     <w:lvl w:ilvl="5">
       <w:start w:val="1"/>
@@ -1302,6 +1403,7 @@
         </w:tabs>
         <w:ind w:left="2520" w:hanging="360"/>
       </w:pPr>
+      <w:rPr/>
     </w:lvl>
     <w:lvl w:ilvl="6">
       <w:start w:val="1"/>
@@ -1314,6 +1416,7 @@
         </w:tabs>
         <w:ind w:left="2880" w:hanging="360"/>
       </w:pPr>
+      <w:rPr/>
     </w:lvl>
     <w:lvl w:ilvl="7">
       <w:start w:val="1"/>
@@ -1326,6 +1429,7 @@
         </w:tabs>
         <w:ind w:left="3240" w:hanging="360"/>
       </w:pPr>
+      <w:rPr/>
     </w:lvl>
     <w:lvl w:ilvl="8">
       <w:start w:val="1"/>
@@ -1338,6 +1442,7 @@
         </w:tabs>
         <w:ind w:left="3600" w:hanging="360"/>
       </w:pPr>
+      <w:rPr/>
     </w:lvl>
   </w:abstractNum>
   <w:abstractNum w:abstractNumId="3">
@@ -1367,6 +1472,7 @@
         </w:tabs>
         <w:ind w:left="1080" w:hanging="360"/>
       </w:pPr>
+      <w:rPr/>
     </w:lvl>
     <w:lvl w:ilvl="2">
       <w:start w:val="1"/>
@@ -1379,6 +1485,7 @@
         </w:tabs>
         <w:ind w:left="1440" w:hanging="360"/>
       </w:pPr>
+      <w:rPr/>
     </w:lvl>
     <w:lvl w:ilvl="3">
       <w:start w:val="1"/>
@@ -1391,6 +1498,7 @@
         </w:tabs>
         <w:ind w:left="1800" w:hanging="360"/>
       </w:pPr>
+      <w:rPr/>
     </w:lvl>
     <w:lvl w:ilvl="4">
       <w:start w:val="1"/>
@@ -1403,6 +1511,7 @@
         </w:tabs>
         <w:ind w:left="2160" w:hanging="360"/>
       </w:pPr>
+      <w:rPr/>
     </w:lvl>
     <w:lvl w:ilvl="5">
       <w:start w:val="1"/>
@@ -1415,6 +1524,7 @@
         </w:tabs>
         <w:ind w:left="2520" w:hanging="360"/>
       </w:pPr>
+      <w:rPr/>
     </w:lvl>
     <w:lvl w:ilvl="6">
       <w:start w:val="1"/>
@@ -1427,6 +1537,7 @@
         </w:tabs>
         <w:ind w:left="2880" w:hanging="360"/>
       </w:pPr>
+      <w:rPr/>
     </w:lvl>
     <w:lvl w:ilvl="7">
       <w:start w:val="1"/>
@@ -1439,6 +1550,7 @@
         </w:tabs>
         <w:ind w:left="3240" w:hanging="360"/>
       </w:pPr>
+      <w:rPr/>
     </w:lvl>
     <w:lvl w:ilvl="8">
       <w:start w:val="1"/>
@@ -1451,6 +1563,7 @@
         </w:tabs>
         <w:ind w:left="3600" w:hanging="360"/>
       </w:pPr>
+      <w:rPr/>
     </w:lvl>
   </w:abstractNum>
   <w:abstractNum w:abstractNumId="4">
@@ -1478,6 +1591,7 @@
         </w:tabs>
         <w:ind w:left="1080" w:hanging="360"/>
       </w:pPr>
+      <w:rPr/>
     </w:lvl>
     <w:lvl w:ilvl="2">
       <w:start w:val="1"/>
@@ -1490,6 +1604,7 @@
         </w:tabs>
         <w:ind w:left="1440" w:hanging="360"/>
       </w:pPr>
+      <w:rPr/>
     </w:lvl>
     <w:lvl w:ilvl="3">
       <w:start w:val="1"/>
@@ -1502,6 +1617,7 @@
         </w:tabs>
         <w:ind w:left="1800" w:hanging="360"/>
       </w:pPr>
+      <w:rPr/>
     </w:lvl>
     <w:lvl w:ilvl="4">
       <w:start w:val="1"/>
@@ -1514,6 +1630,7 @@
         </w:tabs>
         <w:ind w:left="2160" w:hanging="360"/>
       </w:pPr>
+      <w:rPr/>
     </w:lvl>
     <w:lvl w:ilvl="5">
       <w:start w:val="1"/>
@@ -1526,6 +1643,7 @@
         </w:tabs>
         <w:ind w:left="2520" w:hanging="360"/>
       </w:pPr>
+      <w:rPr/>
     </w:lvl>
     <w:lvl w:ilvl="6">
       <w:start w:val="1"/>
@@ -1538,6 +1656,7 @@
         </w:tabs>
         <w:ind w:left="2880" w:hanging="360"/>
       </w:pPr>
+      <w:rPr/>
     </w:lvl>
     <w:lvl w:ilvl="7">
       <w:start w:val="1"/>
@@ -1550,6 +1669,7 @@
         </w:tabs>
         <w:ind w:left="3240" w:hanging="360"/>
       </w:pPr>
+      <w:rPr/>
     </w:lvl>
     <w:lvl w:ilvl="8">
       <w:start w:val="1"/>
@@ -1562,6 +1682,7 @@
         </w:tabs>
         <w:ind w:left="3600" w:hanging="360"/>
       </w:pPr>
+      <w:rPr/>
     </w:lvl>
   </w:abstractNum>
   <w:abstractNum w:abstractNumId="5">
@@ -1589,6 +1710,7 @@
         </w:tabs>
         <w:ind w:left="1080" w:hanging="360"/>
       </w:pPr>
+      <w:rPr/>
     </w:lvl>
     <w:lvl w:ilvl="2">
       <w:start w:val="1"/>
@@ -1601,6 +1723,7 @@
         </w:tabs>
         <w:ind w:left="1440" w:hanging="360"/>
       </w:pPr>
+      <w:rPr/>
     </w:lvl>
     <w:lvl w:ilvl="3">
       <w:start w:val="1"/>
@@ -1613,6 +1736,7 @@
         </w:tabs>
         <w:ind w:left="1800" w:hanging="360"/>
       </w:pPr>
+      <w:rPr/>
     </w:lvl>
     <w:lvl w:ilvl="4">
       <w:start w:val="1"/>
@@ -1625,6 +1749,7 @@
         </w:tabs>
         <w:ind w:left="2160" w:hanging="360"/>
       </w:pPr>
+      <w:rPr/>
     </w:lvl>
     <w:lvl w:ilvl="5">
       <w:start w:val="1"/>
@@ -1637,6 +1762,7 @@
         </w:tabs>
         <w:ind w:left="2520" w:hanging="360"/>
       </w:pPr>
+      <w:rPr/>
     </w:lvl>
     <w:lvl w:ilvl="6">
       <w:start w:val="1"/>
@@ -1649,6 +1775,7 @@
         </w:tabs>
         <w:ind w:left="2880" w:hanging="360"/>
       </w:pPr>
+      <w:rPr/>
     </w:lvl>
     <w:lvl w:ilvl="7">
       <w:start w:val="1"/>
@@ -1661,6 +1788,7 @@
         </w:tabs>
         <w:ind w:left="3240" w:hanging="360"/>
       </w:pPr>
+      <w:rPr/>
     </w:lvl>
     <w:lvl w:ilvl="8">
       <w:start w:val="1"/>
@@ -1673,6 +1801,7 @@
         </w:tabs>
         <w:ind w:left="3600" w:hanging="360"/>
       </w:pPr>
+      <w:rPr/>
     </w:lvl>
   </w:abstractNum>
   <w:abstractNum w:abstractNumId="6">
@@ -1700,6 +1829,7 @@
         </w:tabs>
         <w:ind w:left="1080" w:hanging="360"/>
       </w:pPr>
+      <w:rPr/>
     </w:lvl>
     <w:lvl w:ilvl="2">
       <w:start w:val="1"/>
@@ -1712,6 +1842,7 @@
         </w:tabs>
         <w:ind w:left="1440" w:hanging="360"/>
       </w:pPr>
+      <w:rPr/>
     </w:lvl>
     <w:lvl w:ilvl="3">
       <w:start w:val="1"/>
@@ -1724,6 +1855,7 @@
         </w:tabs>
         <w:ind w:left="1800" w:hanging="360"/>
       </w:pPr>
+      <w:rPr/>
     </w:lvl>
     <w:lvl w:ilvl="4">
       <w:start w:val="1"/>
@@ -1736,6 +1868,7 @@
         </w:tabs>
         <w:ind w:left="2160" w:hanging="360"/>
       </w:pPr>
+      <w:rPr/>
     </w:lvl>
     <w:lvl w:ilvl="5">
       <w:start w:val="1"/>
@@ -1748,6 +1881,7 @@
         </w:tabs>
         <w:ind w:left="2520" w:hanging="360"/>
       </w:pPr>
+      <w:rPr/>
     </w:lvl>
     <w:lvl w:ilvl="6">
       <w:start w:val="1"/>
@@ -1760,6 +1894,7 @@
         </w:tabs>
         <w:ind w:left="2880" w:hanging="360"/>
       </w:pPr>
+      <w:rPr/>
     </w:lvl>
     <w:lvl w:ilvl="7">
       <w:start w:val="1"/>
@@ -1772,6 +1907,7 @@
         </w:tabs>
         <w:ind w:left="3240" w:hanging="360"/>
       </w:pPr>
+      <w:rPr/>
     </w:lvl>
     <w:lvl w:ilvl="8">
       <w:start w:val="1"/>
@@ -1784,6 +1920,7 @@
         </w:tabs>
         <w:ind w:left="3600" w:hanging="360"/>
       </w:pPr>
+      <w:rPr/>
     </w:lvl>
   </w:abstractNum>
   <w:abstractNum w:abstractNumId="7">
@@ -1934,7 +2071,7 @@
   <w:docDefaults>
     <w:rPrDefault>
       <w:rPr>
-        <w:rFonts w:ascii="Cambria" w:hAnsi="Cambria" w:eastAsia="ＭＳ 明朝" w:cs="" w:asciiTheme="minorHAnsi" w:cstheme="minorBidi" w:eastAsiaTheme="minorEastAsia" w:hAnsiTheme="minorHAnsi"/>
+        <w:rFonts w:ascii="Cambria" w:hAnsi="Cambria" w:eastAsia="" w:cs="" w:asciiTheme="minorHAnsi" w:cstheme="minorBidi" w:eastAsiaTheme="minorEastAsia" w:hAnsiTheme="minorHAnsi"/>
         <w:sz w:val="22"/>
         <w:szCs w:val="22"/>
         <w:lang w:val="en-US" w:eastAsia="en-US" w:bidi="ar-SA"/>
@@ -2091,12 +2228,13 @@
     <w:rsid w:val="00fc693f"/>
     <w:pPr>
       <w:widowControl/>
+      <w:suppressAutoHyphens w:val="true"/>
       <w:bidi w:val="0"/>
       <w:spacing w:lineRule="auto" w:line="276" w:before="0" w:after="200"/>
       <w:jc w:val="left"/>
     </w:pPr>
     <w:rPr>
-      <w:rFonts w:ascii="Arial" w:hAnsi="Arial" w:eastAsia="ＭＳ 明朝" w:cs="" w:cstheme="minorBidi" w:eastAsiaTheme="minorEastAsia"/>
+      <w:rFonts w:ascii="Arial" w:hAnsi="Arial" w:eastAsia="" w:cs="" w:cstheme="minorBidi" w:eastAsiaTheme="minorEastAsia"/>
       <w:color w:val="auto"/>
       <w:kern w:val="0"/>
       <w:sz w:val="22"/>
@@ -2119,7 +2257,7 @@
       <w:outlineLvl w:val="0"/>
     </w:pPr>
     <w:rPr>
-      <w:rFonts w:ascii="Calibri" w:hAnsi="Calibri" w:eastAsia="ＭＳ ゴシック" w:cs="" w:asciiTheme="majorHAnsi" w:cstheme="majorBidi" w:eastAsiaTheme="majorEastAsia" w:hAnsiTheme="majorHAnsi"/>
+      <w:rFonts w:ascii="Calibri" w:hAnsi="Calibri" w:eastAsia="" w:cs="" w:asciiTheme="majorHAnsi" w:cstheme="majorBidi" w:eastAsiaTheme="majorEastAsia" w:hAnsiTheme="majorHAnsi"/>
       <w:b/>
       <w:bCs/>
       <w:color w:themeColor="accent1" w:themeShade="bf" w:val="365F91"/>
@@ -2143,7 +2281,7 @@
       <w:outlineLvl w:val="1"/>
     </w:pPr>
     <w:rPr>
-      <w:rFonts w:ascii="Calibri" w:hAnsi="Calibri" w:eastAsia="ＭＳ ゴシック" w:cs="" w:asciiTheme="majorHAnsi" w:cstheme="majorBidi" w:eastAsiaTheme="majorEastAsia" w:hAnsiTheme="majorHAnsi"/>
+      <w:rFonts w:ascii="Calibri" w:hAnsi="Calibri" w:eastAsia="" w:cs="" w:asciiTheme="majorHAnsi" w:cstheme="majorBidi" w:eastAsiaTheme="majorEastAsia" w:hAnsiTheme="majorHAnsi"/>
       <w:b/>
       <w:bCs/>
       <w:color w:themeColor="accent1" w:val="4F81BD"/>
@@ -2167,7 +2305,7 @@
       <w:outlineLvl w:val="2"/>
     </w:pPr>
     <w:rPr>
-      <w:rFonts w:ascii="Calibri" w:hAnsi="Calibri" w:eastAsia="ＭＳ ゴシック" w:cs="" w:asciiTheme="majorHAnsi" w:cstheme="majorBidi" w:eastAsiaTheme="majorEastAsia" w:hAnsiTheme="majorHAnsi"/>
+      <w:rFonts w:ascii="Calibri" w:hAnsi="Calibri" w:eastAsia="" w:cs="" w:asciiTheme="majorHAnsi" w:cstheme="majorBidi" w:eastAsiaTheme="majorEastAsia" w:hAnsiTheme="majorHAnsi"/>
       <w:b/>
       <w:bCs/>
       <w:color w:themeColor="accent1" w:val="4F81BD"/>
@@ -2190,7 +2328,7 @@
       <w:outlineLvl w:val="3"/>
     </w:pPr>
     <w:rPr>
-      <w:rFonts w:ascii="Calibri" w:hAnsi="Calibri" w:eastAsia="ＭＳ ゴシック" w:cs="" w:asciiTheme="majorHAnsi" w:cstheme="majorBidi" w:eastAsiaTheme="majorEastAsia" w:hAnsiTheme="majorHAnsi"/>
+      <w:rFonts w:ascii="Calibri" w:hAnsi="Calibri" w:eastAsia="" w:cs="" w:asciiTheme="majorHAnsi" w:cstheme="majorBidi" w:eastAsiaTheme="majorEastAsia" w:hAnsiTheme="majorHAnsi"/>
       <w:b/>
       <w:bCs/>
       <w:i/>
@@ -2215,7 +2353,7 @@
       <w:outlineLvl w:val="4"/>
     </w:pPr>
     <w:rPr>
-      <w:rFonts w:ascii="Calibri" w:hAnsi="Calibri" w:eastAsia="ＭＳ ゴシック" w:cs="" w:asciiTheme="majorHAnsi" w:cstheme="majorBidi" w:eastAsiaTheme="majorEastAsia" w:hAnsiTheme="majorHAnsi"/>
+      <w:rFonts w:ascii="Calibri" w:hAnsi="Calibri" w:eastAsia="" w:cs="" w:asciiTheme="majorHAnsi" w:cstheme="majorBidi" w:eastAsiaTheme="majorEastAsia" w:hAnsiTheme="majorHAnsi"/>
       <w:color w:themeColor="accent1" w:themeShade="7f" w:val="243F60"/>
     </w:rPr>
   </w:style>
@@ -2236,7 +2374,7 @@
       <w:outlineLvl w:val="5"/>
     </w:pPr>
     <w:rPr>
-      <w:rFonts w:ascii="Calibri" w:hAnsi="Calibri" w:eastAsia="ＭＳ ゴシック" w:cs="" w:asciiTheme="majorHAnsi" w:cstheme="majorBidi" w:eastAsiaTheme="majorEastAsia" w:hAnsiTheme="majorHAnsi"/>
+      <w:rFonts w:ascii="Calibri" w:hAnsi="Calibri" w:eastAsia="" w:cs="" w:asciiTheme="majorHAnsi" w:cstheme="majorBidi" w:eastAsiaTheme="majorEastAsia" w:hAnsiTheme="majorHAnsi"/>
       <w:i/>
       <w:iCs/>
       <w:color w:themeColor="accent1" w:themeShade="7f" w:val="243F60"/>
@@ -2259,7 +2397,7 @@
       <w:outlineLvl w:val="6"/>
     </w:pPr>
     <w:rPr>
-      <w:rFonts w:ascii="Calibri" w:hAnsi="Calibri" w:eastAsia="ＭＳ ゴシック" w:cs="" w:asciiTheme="majorHAnsi" w:cstheme="majorBidi" w:eastAsiaTheme="majorEastAsia" w:hAnsiTheme="majorHAnsi"/>
+      <w:rFonts w:ascii="Calibri" w:hAnsi="Calibri" w:eastAsia="" w:cs="" w:asciiTheme="majorHAnsi" w:cstheme="majorBidi" w:eastAsiaTheme="majorEastAsia" w:hAnsiTheme="majorHAnsi"/>
       <w:i/>
       <w:iCs/>
       <w:color w:themeColor="text1" w:themeTint="bf" w:val="404040"/>
@@ -2282,7 +2420,7 @@
       <w:outlineLvl w:val="7"/>
     </w:pPr>
     <w:rPr>
-      <w:rFonts w:ascii="Calibri" w:hAnsi="Calibri" w:eastAsia="ＭＳ ゴシック" w:cs="" w:asciiTheme="majorHAnsi" w:cstheme="majorBidi" w:eastAsiaTheme="majorEastAsia" w:hAnsiTheme="majorHAnsi"/>
+      <w:rFonts w:ascii="Calibri" w:hAnsi="Calibri" w:eastAsia="" w:cs="" w:asciiTheme="majorHAnsi" w:cstheme="majorBidi" w:eastAsiaTheme="majorEastAsia" w:hAnsiTheme="majorHAnsi"/>
       <w:color w:themeColor="accent1" w:val="4F81BD"/>
       <w:sz w:val="20"/>
       <w:szCs w:val="20"/>
@@ -2305,7 +2443,7 @@
       <w:outlineLvl w:val="8"/>
     </w:pPr>
     <w:rPr>
-      <w:rFonts w:ascii="Calibri" w:hAnsi="Calibri" w:eastAsia="ＭＳ ゴシック" w:cs="" w:asciiTheme="majorHAnsi" w:cstheme="majorBidi" w:eastAsiaTheme="majorEastAsia" w:hAnsiTheme="majorHAnsi"/>
+      <w:rFonts w:ascii="Calibri" w:hAnsi="Calibri" w:eastAsia="" w:cs="" w:asciiTheme="majorHAnsi" w:cstheme="majorBidi" w:eastAsiaTheme="majorEastAsia" w:hAnsiTheme="majorHAnsi"/>
       <w:i/>
       <w:iCs/>
       <w:color w:themeColor="text1" w:themeTint="bf" w:val="404040"/>
@@ -2347,7 +2485,7 @@
     <w:qFormat/>
     <w:rsid w:val="00fc693f"/>
     <w:rPr>
-      <w:rFonts w:ascii="Calibri" w:hAnsi="Calibri" w:eastAsia="ＭＳ ゴシック" w:cs="" w:asciiTheme="majorHAnsi" w:cstheme="majorBidi" w:eastAsiaTheme="majorEastAsia" w:hAnsiTheme="majorHAnsi"/>
+      <w:rFonts w:ascii="Calibri" w:hAnsi="Calibri" w:eastAsia="" w:cs="" w:asciiTheme="majorHAnsi" w:cstheme="majorBidi" w:eastAsiaTheme="majorEastAsia" w:hAnsiTheme="majorHAnsi"/>
       <w:b/>
       <w:bCs/>
       <w:color w:themeColor="accent1" w:themeShade="bf" w:val="365F91"/>
@@ -2363,7 +2501,7 @@
     <w:qFormat/>
     <w:rsid w:val="00fc693f"/>
     <w:rPr>
-      <w:rFonts w:ascii="Calibri" w:hAnsi="Calibri" w:eastAsia="ＭＳ ゴシック" w:cs="" w:asciiTheme="majorHAnsi" w:cstheme="majorBidi" w:eastAsiaTheme="majorEastAsia" w:hAnsiTheme="majorHAnsi"/>
+      <w:rFonts w:ascii="Calibri" w:hAnsi="Calibri" w:eastAsia="" w:cs="" w:asciiTheme="majorHAnsi" w:cstheme="majorBidi" w:eastAsiaTheme="majorEastAsia" w:hAnsiTheme="majorHAnsi"/>
       <w:b/>
       <w:bCs/>
       <w:color w:themeColor="accent1" w:val="4F81BD"/>
@@ -2379,7 +2517,7 @@
     <w:qFormat/>
     <w:rsid w:val="00fc693f"/>
     <w:rPr>
-      <w:rFonts w:ascii="Calibri" w:hAnsi="Calibri" w:eastAsia="ＭＳ ゴシック" w:cs="" w:asciiTheme="majorHAnsi" w:cstheme="majorBidi" w:eastAsiaTheme="majorEastAsia" w:hAnsiTheme="majorHAnsi"/>
+      <w:rFonts w:ascii="Calibri" w:hAnsi="Calibri" w:eastAsia="" w:cs="" w:asciiTheme="majorHAnsi" w:cstheme="majorBidi" w:eastAsiaTheme="majorEastAsia" w:hAnsiTheme="majorHAnsi"/>
       <w:b/>
       <w:bCs/>
       <w:color w:themeColor="accent1" w:val="4F81BD"/>
@@ -2393,7 +2531,7 @@
     <w:qFormat/>
     <w:rsid w:val="00fc693f"/>
     <w:rPr>
-      <w:rFonts w:ascii="Calibri" w:hAnsi="Calibri" w:eastAsia="ＭＳ ゴシック" w:cs="" w:asciiTheme="majorHAnsi" w:cstheme="majorBidi" w:eastAsiaTheme="majorEastAsia" w:hAnsiTheme="majorHAnsi"/>
+      <w:rFonts w:ascii="Calibri" w:hAnsi="Calibri" w:eastAsia="" w:cs="" w:asciiTheme="majorHAnsi" w:cstheme="majorBidi" w:eastAsiaTheme="majorEastAsia" w:hAnsiTheme="majorHAnsi"/>
       <w:color w:themeColor="text2" w:themeShade="bf" w:val="17365D"/>
       <w:spacing w:val="5"/>
       <w:kern w:val="2"/>
@@ -2409,7 +2547,7 @@
     <w:qFormat/>
     <w:rsid w:val="00fc693f"/>
     <w:rPr>
-      <w:rFonts w:ascii="Calibri" w:hAnsi="Calibri" w:eastAsia="ＭＳ ゴシック" w:cs="" w:asciiTheme="majorHAnsi" w:cstheme="majorBidi" w:eastAsiaTheme="majorEastAsia" w:hAnsiTheme="majorHAnsi"/>
+      <w:rFonts w:ascii="Calibri" w:hAnsi="Calibri" w:eastAsia="" w:cs="" w:asciiTheme="majorHAnsi" w:cstheme="majorBidi" w:eastAsiaTheme="majorEastAsia" w:hAnsiTheme="majorHAnsi"/>
       <w:i/>
       <w:iCs/>
       <w:color w:themeColor="accent1" w:val="4F81BD"/>
@@ -2482,7 +2620,7 @@
     <w:qFormat/>
     <w:rsid w:val="00fc693f"/>
     <w:rPr>
-      <w:rFonts w:ascii="Calibri" w:hAnsi="Calibri" w:eastAsia="ＭＳ ゴシック" w:cs="" w:asciiTheme="majorHAnsi" w:cstheme="majorBidi" w:eastAsiaTheme="majorEastAsia" w:hAnsiTheme="majorHAnsi"/>
+      <w:rFonts w:ascii="Calibri" w:hAnsi="Calibri" w:eastAsia="" w:cs="" w:asciiTheme="majorHAnsi" w:cstheme="majorBidi" w:eastAsiaTheme="majorEastAsia" w:hAnsiTheme="majorHAnsi"/>
       <w:b/>
       <w:bCs/>
       <w:i/>
@@ -2499,7 +2637,7 @@
     <w:qFormat/>
     <w:rsid w:val="00fc693f"/>
     <w:rPr>
-      <w:rFonts w:ascii="Calibri" w:hAnsi="Calibri" w:eastAsia="ＭＳ ゴシック" w:cs="" w:asciiTheme="majorHAnsi" w:cstheme="majorBidi" w:eastAsiaTheme="majorEastAsia" w:hAnsiTheme="majorHAnsi"/>
+      <w:rFonts w:ascii="Calibri" w:hAnsi="Calibri" w:eastAsia="" w:cs="" w:asciiTheme="majorHAnsi" w:cstheme="majorBidi" w:eastAsiaTheme="majorEastAsia" w:hAnsiTheme="majorHAnsi"/>
       <w:color w:themeColor="accent1" w:themeShade="7f" w:val="243F60"/>
     </w:rPr>
   </w:style>
@@ -2512,7 +2650,7 @@
     <w:qFormat/>
     <w:rsid w:val="00fc693f"/>
     <w:rPr>
-      <w:rFonts w:ascii="Calibri" w:hAnsi="Calibri" w:eastAsia="ＭＳ ゴシック" w:cs="" w:asciiTheme="majorHAnsi" w:cstheme="majorBidi" w:eastAsiaTheme="majorEastAsia" w:hAnsiTheme="majorHAnsi"/>
+      <w:rFonts w:ascii="Calibri" w:hAnsi="Calibri" w:eastAsia="" w:cs="" w:asciiTheme="majorHAnsi" w:cstheme="majorBidi" w:eastAsiaTheme="majorEastAsia" w:hAnsiTheme="majorHAnsi"/>
       <w:i/>
       <w:iCs/>
       <w:color w:themeColor="accent1" w:themeShade="7f" w:val="243F60"/>
@@ -2527,7 +2665,7 @@
     <w:qFormat/>
     <w:rsid w:val="00fc693f"/>
     <w:rPr>
-      <w:rFonts w:ascii="Calibri" w:hAnsi="Calibri" w:eastAsia="ＭＳ ゴシック" w:cs="" w:asciiTheme="majorHAnsi" w:cstheme="majorBidi" w:eastAsiaTheme="majorEastAsia" w:hAnsiTheme="majorHAnsi"/>
+      <w:rFonts w:ascii="Calibri" w:hAnsi="Calibri" w:eastAsia="" w:cs="" w:asciiTheme="majorHAnsi" w:cstheme="majorBidi" w:eastAsiaTheme="majorEastAsia" w:hAnsiTheme="majorHAnsi"/>
       <w:i/>
       <w:iCs/>
       <w:color w:themeColor="text1" w:themeTint="bf" w:val="404040"/>
@@ -2542,7 +2680,7 @@
     <w:qFormat/>
     <w:rsid w:val="00fc693f"/>
     <w:rPr>
-      <w:rFonts w:ascii="Calibri" w:hAnsi="Calibri" w:eastAsia="ＭＳ ゴシック" w:cs="" w:asciiTheme="majorHAnsi" w:cstheme="majorBidi" w:eastAsiaTheme="majorEastAsia" w:hAnsiTheme="majorHAnsi"/>
+      <w:rFonts w:ascii="Calibri" w:hAnsi="Calibri" w:eastAsia="" w:cs="" w:asciiTheme="majorHAnsi" w:cstheme="majorBidi" w:eastAsiaTheme="majorEastAsia" w:hAnsiTheme="majorHAnsi"/>
       <w:color w:themeColor="accent1" w:val="4F81BD"/>
       <w:sz w:val="20"/>
       <w:szCs w:val="20"/>
@@ -2557,7 +2695,7 @@
     <w:qFormat/>
     <w:rsid w:val="00fc693f"/>
     <w:rPr>
-      <w:rFonts w:ascii="Calibri" w:hAnsi="Calibri" w:eastAsia="ＭＳ ゴシック" w:cs="" w:asciiTheme="majorHAnsi" w:cstheme="majorBidi" w:eastAsiaTheme="majorEastAsia" w:hAnsiTheme="majorHAnsi"/>
+      <w:rFonts w:ascii="Calibri" w:hAnsi="Calibri" w:eastAsia="" w:cs="" w:asciiTheme="majorHAnsi" w:cstheme="majorBidi" w:eastAsiaTheme="majorEastAsia" w:hAnsiTheme="majorHAnsi"/>
       <w:i/>
       <w:iCs/>
       <w:color w:themeColor="text1" w:themeTint="bf" w:val="404040"/>
@@ -2787,12 +2925,13 @@
     <w:rsid w:val="00fc693f"/>
     <w:pPr>
       <w:widowControl/>
+      <w:suppressAutoHyphens w:val="true"/>
       <w:bidi w:val="0"/>
       <w:spacing w:lineRule="auto" w:line="240" w:before="0" w:after="0"/>
       <w:jc w:val="left"/>
     </w:pPr>
     <w:rPr>
-      <w:rFonts w:ascii="Cambria" w:hAnsi="Cambria" w:eastAsia="ＭＳ 明朝" w:cs="" w:asciiTheme="minorHAnsi" w:cstheme="minorBidi" w:eastAsiaTheme="minorEastAsia" w:hAnsiTheme="minorHAnsi"/>
+      <w:rFonts w:ascii="Cambria" w:hAnsi="Cambria" w:eastAsia="" w:cs="" w:asciiTheme="minorHAnsi" w:cstheme="minorBidi" w:eastAsiaTheme="minorEastAsia" w:hAnsiTheme="minorHAnsi"/>
       <w:color w:val="auto"/>
       <w:kern w:val="0"/>
       <w:sz w:val="22"/>
@@ -2816,7 +2955,7 @@
       <w:contextualSpacing/>
     </w:pPr>
     <w:rPr>
-      <w:rFonts w:ascii="Calibri" w:hAnsi="Calibri" w:eastAsia="ＭＳ ゴシック" w:cs="" w:asciiTheme="majorHAnsi" w:cstheme="majorBidi" w:eastAsiaTheme="majorEastAsia" w:hAnsiTheme="majorHAnsi"/>
+      <w:rFonts w:ascii="Calibri" w:hAnsi="Calibri" w:eastAsia="" w:cs="" w:asciiTheme="majorHAnsi" w:cstheme="majorBidi" w:eastAsiaTheme="majorEastAsia" w:hAnsiTheme="majorHAnsi"/>
       <w:color w:themeColor="text2" w:themeShade="bf" w:val="17365D"/>
       <w:spacing w:val="5"/>
       <w:kern w:val="2"/>
@@ -2834,7 +2973,7 @@
     <w:rsid w:val="00fc693f"/>
     <w:pPr/>
     <w:rPr>
-      <w:rFonts w:ascii="Calibri" w:hAnsi="Calibri" w:eastAsia="ＭＳ ゴシック" w:cs="" w:asciiTheme="majorHAnsi" w:cstheme="majorBidi" w:eastAsiaTheme="majorEastAsia" w:hAnsiTheme="majorHAnsi"/>
+      <w:rFonts w:ascii="Calibri" w:hAnsi="Calibri" w:eastAsia="" w:cs="" w:asciiTheme="majorHAnsi" w:cstheme="majorBidi" w:eastAsiaTheme="majorEastAsia" w:hAnsiTheme="majorHAnsi"/>
       <w:i/>
       <w:iCs/>
       <w:color w:themeColor="accent1" w:val="4F81BD"/>
@@ -3067,12 +3206,13 @@
         <w:tab w:val="left" w:pos="3456" w:leader="none"/>
         <w:tab w:val="left" w:pos="4032" w:leader="none"/>
       </w:tabs>
+      <w:suppressAutoHyphens w:val="true"/>
       <w:bidi w:val="0"/>
       <w:spacing w:lineRule="auto" w:line="276" w:before="0" w:after="200"/>
       <w:jc w:val="left"/>
     </w:pPr>
     <w:rPr>
-      <w:rFonts w:ascii="Courier" w:hAnsi="Courier" w:eastAsia="ＭＳ 明朝" w:cs="" w:cstheme="minorBidi" w:eastAsiaTheme="minorEastAsia"/>
+      <w:rFonts w:ascii="Courier" w:hAnsi="Courier" w:eastAsia="" w:cs="" w:cstheme="minorBidi" w:eastAsiaTheme="minorEastAsia"/>
       <w:color w:val="auto"/>
       <w:kern w:val="0"/>
       <w:sz w:val="20"/>
@@ -6270,7 +6410,6 @@
       <w:pPr>
         <w:spacing w:before="0" w:after="0" w:line="240" w:lineRule="auto"/>
       </w:pPr>
-      <w:rPr/>
       <w:tblPr/>
       <w:tcPr>
         <w:tcBorders>
@@ -6416,7 +6555,6 @@
       <w:pPr>
         <w:spacing w:before="0" w:after="0" w:line="240" w:lineRule="auto"/>
       </w:pPr>
-      <w:rPr/>
       <w:tblPr/>
       <w:tcPr>
         <w:tcBorders>
@@ -6562,7 +6700,6 @@
       <w:pPr>
         <w:spacing w:before="0" w:after="0" w:line="240" w:lineRule="auto"/>
       </w:pPr>
-      <w:rPr/>
       <w:tblPr/>
       <w:tcPr>
         <w:tcBorders>
@@ -6708,7 +6845,6 @@
       <w:pPr>
         <w:spacing w:before="0" w:after="0" w:line="240" w:lineRule="auto"/>
       </w:pPr>
-      <w:rPr/>
       <w:tblPr/>
       <w:tcPr>
         <w:tcBorders>
@@ -6854,7 +6990,6 @@
       <w:pPr>
         <w:spacing w:before="0" w:after="0" w:line="240" w:lineRule="auto"/>
       </w:pPr>
-      <w:rPr/>
       <w:tblPr/>
       <w:tcPr>
         <w:tcBorders>
@@ -7000,7 +7135,6 @@
       <w:pPr>
         <w:spacing w:before="0" w:after="0" w:line="240" w:lineRule="auto"/>
       </w:pPr>
-      <w:rPr/>
       <w:tblPr/>
       <w:tcPr>
         <w:tcBorders>
@@ -7146,7 +7280,6 @@
       <w:pPr>
         <w:spacing w:before="0" w:after="0" w:line="240" w:lineRule="auto"/>
       </w:pPr>
-      <w:rPr/>
       <w:tblPr/>
       <w:tcPr>
         <w:tcBorders>
